--- a/Результаты/Лабораторная_06_Управляемые_выпрямители.docx
+++ b/Результаты/Лабораторная_06_Управляемые_выпрямители.docx
@@ -18,7 +18,7 @@
         <w:t>Тема:</w:t>
       </w:r>
       <w:r>
-        <w:t xml:space="preserve"> Тиристорный управляемый мост, зависимость U_ср(α), режимы нагрузки.</w:t>
+        <w:t xml:space="preserve"> Тиристорный управляемый мост, зависимость U_ср(α), режимы R и RL.</w:t>
       </w:r>
     </w:p>
     <w:p>
@@ -31,7 +31,7 @@
     </w:p>
     <w:p>
       <w:r>
-        <w:t>Исследовать фазовое регулирование выпрямленного напряжения, построить регулировочную характеристику и сравнить R- и RL-нагрузку.</w:t>
+        <w:t>Исследовать фазовое регулирование, построить регулировочную характеристику и сравнить R- и RL-нагрузку, наблюдать инверторный режим.</w:t>
       </w:r>
     </w:p>
     <w:p>
@@ -39,7 +39,7 @@
         <w:pStyle w:val="Heading2"/>
       </w:pPr>
       <w:r>
-        <w:t>Инструменты</w:t>
+        <w:t>Теория и расчёт (до симуляции)</w:t>
       </w:r>
     </w:p>
     <w:p>
@@ -47,7 +47,18 @@
         <w:pStyle w:val="ListBullet"/>
       </w:pPr>
       <w:r>
-        <w:t>MATLAB/Simulink (Thyristor, Synchronized 6-Pulse Generator) — предпочтительно.</w:t>
+        <w:t xml:space="preserve">R-нагрузка: </w:t>
+      </w:r>
+      <w:r>
+        <w:rPr>
+          <w:rFonts w:ascii="Consolas" w:hAnsi="Consolas"/>
+          <w:color w:val="C03030"/>
+          <w:sz w:val="20"/>
+        </w:rPr>
+        <w:t>U_ср = (U_m/π)·(1 + cos α)</w:t>
+      </w:r>
+      <w:r>
+        <w:t xml:space="preserve"> (полностью управляемый мост).</w:t>
       </w:r>
     </w:p>
     <w:p>
@@ -55,7 +66,71 @@
         <w:pStyle w:val="ListBullet"/>
       </w:pPr>
       <w:r>
-        <w:t>LTspice (тиристорные модели).</w:t>
+        <w:t xml:space="preserve">RL-нагрузка (непрерывный ток): </w:t>
+      </w:r>
+      <w:r>
+        <w:rPr>
+          <w:rFonts w:ascii="Consolas" w:hAnsi="Consolas"/>
+          <w:color w:val="C03030"/>
+          <w:sz w:val="20"/>
+        </w:rPr>
+        <w:t>U_ср = (2·U_m/π)·cos α</w:t>
+      </w:r>
+      <w:r>
+        <w:t>.</w:t>
+      </w:r>
+    </w:p>
+    <w:p>
+      <w:r>
+        <w:rPr>
+          <w:rFonts w:ascii="Consolas" w:hAnsi="Consolas"/>
+          <w:color w:val="C03030"/>
+          <w:sz w:val="20"/>
+        </w:rPr>
+        <w:t>U_m = 311 В</w:t>
+      </w:r>
+      <w:r>
+        <w:t xml:space="preserve"> (220 В RMS). Предрасчёт для RL:</w:t>
+      </w:r>
+    </w:p>
+    <w:p>
+      <w:r>
+        <w:t>| α | U_ср = (2·311/π)·cos α |</w:t>
+      </w:r>
+    </w:p>
+    <w:p>
+      <w:r>
+        <w:t>|----|------------------------|</w:t>
+      </w:r>
+    </w:p>
+    <w:p>
+      <w:r>
+        <w:t>| 0° | 198 В |</w:t>
+      </w:r>
+    </w:p>
+    <w:p>
+      <w:r>
+        <w:t>| 30° | 171 В |</w:t>
+      </w:r>
+    </w:p>
+    <w:p>
+      <w:r>
+        <w:t>| 60° | 99 В |</w:t>
+      </w:r>
+    </w:p>
+    <w:p>
+      <w:r>
+        <w:t>| 90° | 0 В |</w:t>
+      </w:r>
+    </w:p>
+    <w:p>
+      <w:r>
+        <w:t>| 120°| −99 В (инверторный) |</w:t>
+      </w:r>
+    </w:p>
+    <w:p>
+      <w:r>
+        <w:t>────────────────────────────────────────</w:t>
       </w:r>
     </w:p>
     <w:p>
@@ -63,7 +138,15 @@
         <w:pStyle w:val="Heading2"/>
       </w:pPr>
       <w:r>
-        <w:t>Задание</w:t>
+        <w:t>Часть A. Схема (Simulink)</w:t>
+      </w:r>
+    </w:p>
+    <w:p>
+      <w:pPr>
+        <w:pStyle w:val="Heading3"/>
+      </w:pPr>
+      <w:r>
+        <w:t>A1. Сборка</w:t>
       </w:r>
     </w:p>
     <w:p>
@@ -71,16 +154,15 @@
         <w:pStyle w:val="ListNumber"/>
       </w:pPr>
       <w:r>
-        <w:t xml:space="preserve">Соберите </w:t>
+        <w:rPr>
+          <w:rFonts w:ascii="Consolas" w:hAnsi="Consolas"/>
+          <w:color w:val="C03030"/>
+          <w:sz w:val="20"/>
+        </w:rPr>
+        <w:t>AC Voltage Source</w:t>
       </w:r>
       <w:r>
-        <w:rPr>
-          <w:b/>
-        </w:rPr>
-        <w:t>однофазный управляемый мост</w:t>
-      </w:r>
-      <w:r>
-        <w:t xml:space="preserve"> с системой импульсно-фазового управления (СИФУ), нагрузка R.</w:t>
+        <w:t>: 311 В амплитуда, 50 Гц.</w:t>
       </w:r>
     </w:p>
     <w:p>
@@ -88,7 +170,26 @@
         <w:pStyle w:val="ListNumber"/>
       </w:pPr>
       <w:r>
-        <w:t>Снимите U_н(t) и U_ср при α = 0°, 30°, 60°, 90°, 120°.</w:t>
+        <w:rPr>
+          <w:rFonts w:ascii="Consolas" w:hAnsi="Consolas"/>
+          <w:color w:val="C03030"/>
+          <w:sz w:val="20"/>
+        </w:rPr>
+        <w:t>Universal Bridge</w:t>
+      </w:r>
+      <w:r>
+        <w:t xml:space="preserve">: arms = 2, device = </w:t>
+      </w:r>
+      <w:r>
+        <w:rPr>
+          <w:rFonts w:ascii="Consolas" w:hAnsi="Consolas"/>
+          <w:color w:val="C03030"/>
+          <w:sz w:val="20"/>
+        </w:rPr>
+        <w:t>Thyristors</w:t>
+      </w:r>
+      <w:r>
+        <w:t xml:space="preserve"> (однофазный мост).</w:t>
       </w:r>
     </w:p>
     <w:p>
@@ -96,13 +197,271 @@
         <w:pStyle w:val="ListNumber"/>
       </w:pPr>
       <w:r>
-        <w:t>Замените нагрузку на RL (большая L). Повторите измерения, отметьте отличие.</w:t>
+        <w:t xml:space="preserve">Нагрузка: сначала </w:t>
+      </w:r>
+      <w:r>
+        <w:rPr>
+          <w:rFonts w:ascii="Consolas" w:hAnsi="Consolas"/>
+          <w:color w:val="C03030"/>
+          <w:sz w:val="20"/>
+        </w:rPr>
+        <w:t>R = 50 Ом</w:t>
+      </w:r>
+      <w:r>
+        <w:t>.</w:t>
       </w:r>
     </w:p>
     <w:p>
       <w:pPr>
         <w:pStyle w:val="ListNumber"/>
       </w:pPr>
+      <w:r>
+        <w:t xml:space="preserve">Управление: </w:t>
+      </w:r>
+      <w:r>
+        <w:rPr>
+          <w:rFonts w:ascii="Consolas" w:hAnsi="Consolas"/>
+          <w:color w:val="C03030"/>
+          <w:sz w:val="20"/>
+        </w:rPr>
+        <w:t>Synchronized 6-Pulse Generator</w:t>
+      </w:r>
+      <w:r>
+        <w:t xml:space="preserve"> или для 1ф — два </w:t>
+      </w:r>
+      <w:r>
+        <w:rPr>
+          <w:rFonts w:ascii="Consolas" w:hAnsi="Consolas"/>
+          <w:color w:val="C03030"/>
+          <w:sz w:val="20"/>
+        </w:rPr>
+        <w:t>Pulse Generator</w:t>
+      </w:r>
+      <w:r>
+        <w:t xml:space="preserve"> с задержкой по α, синхронизированные с сетью.</w:t>
+      </w:r>
+    </w:p>
+    <w:p>
+      <w:pPr>
+        <w:pStyle w:val="ListNumber"/>
+      </w:pPr>
+      <w:r>
+        <w:rPr>
+          <w:rFonts w:ascii="Consolas" w:hAnsi="Consolas"/>
+          <w:color w:val="C03030"/>
+          <w:sz w:val="20"/>
+        </w:rPr>
+        <w:t>powergui</w:t>
+      </w:r>
+      <w:r>
+        <w:t xml:space="preserve"> (Continuous), Scope, Mean (окно 0.02 с).</w:t>
+      </w:r>
+    </w:p>
+    <w:p>
+      <w:pPr>
+        <w:pStyle w:val="Heading3"/>
+      </w:pPr>
+      <w:r>
+        <w:t>A2. Задание угла α</w:t>
+      </w:r>
+    </w:p>
+    <w:p>
+      <w:r>
+        <w:t xml:space="preserve">Угол α задаётся задержкой импульса: </w:t>
+      </w:r>
+      <w:r>
+        <w:rPr>
+          <w:rFonts w:ascii="Consolas" w:hAnsi="Consolas"/>
+          <w:color w:val="C03030"/>
+          <w:sz w:val="20"/>
+        </w:rPr>
+        <w:t>t_α = α°/360 · 0.02 с</w:t>
+      </w:r>
+      <w:r>
+        <w:t>.</w:t>
+      </w:r>
+    </w:p>
+    <w:p>
+      <w:r>
+        <w:t>| α | задержка, мс |</w:t>
+      </w:r>
+    </w:p>
+    <w:p>
+      <w:r>
+        <w:t>|----|--------------|</w:t>
+      </w:r>
+    </w:p>
+    <w:p>
+      <w:r>
+        <w:t>| 30° | 1.67 |</w:t>
+      </w:r>
+    </w:p>
+    <w:p>
+      <w:r>
+        <w:t>| 60° | 3.33 |</w:t>
+      </w:r>
+    </w:p>
+    <w:p>
+      <w:r>
+        <w:t>| 90° | 5.00 |</w:t>
+      </w:r>
+    </w:p>
+    <w:p>
+      <w:r>
+        <w:t>| 120°| 6.67 |</w:t>
+      </w:r>
+    </w:p>
+    <w:p>
+      <w:pPr>
+        <w:pStyle w:val="Heading3"/>
+      </w:pPr>
+      <w:r>
+        <w:t>A3. Настройка решателя</w:t>
+      </w:r>
+    </w:p>
+    <w:p>
+      <w:pPr>
+        <w:pStyle w:val="ListBullet"/>
+      </w:pPr>
+      <w:r>
+        <w:rPr>
+          <w:rFonts w:ascii="Consolas" w:hAnsi="Consolas"/>
+          <w:color w:val="C03030"/>
+          <w:sz w:val="20"/>
+        </w:rPr>
+        <w:t>ode23tb</w:t>
+      </w:r>
+      <w:r>
+        <w:t xml:space="preserve">, Variable-step, Max step </w:t>
+      </w:r>
+      <w:r>
+        <w:rPr>
+          <w:rFonts w:ascii="Consolas" w:hAnsi="Consolas"/>
+          <w:color w:val="C03030"/>
+          <w:sz w:val="20"/>
+        </w:rPr>
+        <w:t>1e-5</w:t>
+      </w:r>
+      <w:r>
+        <w:t xml:space="preserve">, Stop time </w:t>
+      </w:r>
+      <w:r>
+        <w:rPr>
+          <w:rFonts w:ascii="Consolas" w:hAnsi="Consolas"/>
+          <w:color w:val="C03030"/>
+          <w:sz w:val="20"/>
+        </w:rPr>
+        <w:t>0.2</w:t>
+      </w:r>
+      <w:r>
+        <w:t>.</w:t>
+      </w:r>
+    </w:p>
+    <w:p>
+      <w:r>
+        <w:t>────────────────────────────────────────</w:t>
+      </w:r>
+    </w:p>
+    <w:p>
+      <w:pPr>
+        <w:pStyle w:val="Heading2"/>
+      </w:pPr>
+      <w:r>
+        <w:t>Часть B. Измерения</w:t>
+      </w:r>
+    </w:p>
+    <w:p>
+      <w:pPr>
+        <w:pStyle w:val="Heading3"/>
+      </w:pPr>
+      <w:r>
+        <w:t>B1. Активная нагрузка (R)</w:t>
+      </w:r>
+    </w:p>
+    <w:p>
+      <w:r>
+        <w:t xml:space="preserve">Для α = 0, 30, 60, 90, 120° снимите </w:t>
+      </w:r>
+      <w:r>
+        <w:rPr>
+          <w:rFonts w:ascii="Consolas" w:hAnsi="Consolas"/>
+          <w:color w:val="C03030"/>
+          <w:sz w:val="20"/>
+        </w:rPr>
+        <w:t>U_н(t)</w:t>
+      </w:r>
+      <w:r>
+        <w:t xml:space="preserve"> и </w:t>
+      </w:r>
+      <w:r>
+        <w:rPr>
+          <w:rFonts w:ascii="Consolas" w:hAnsi="Consolas"/>
+          <w:color w:val="C03030"/>
+          <w:sz w:val="20"/>
+        </w:rPr>
+        <w:t>Mean</w:t>
+      </w:r>
+      <w:r>
+        <w:t>. Занесите в таблицу.</w:t>
+      </w:r>
+    </w:p>
+    <w:p>
+      <w:pPr>
+        <w:pStyle w:val="Heading3"/>
+      </w:pPr>
+      <w:r>
+        <w:t>B2. Активно-индуктивная (RL)</w:t>
+      </w:r>
+    </w:p>
+    <w:p>
+      <w:r>
+        <w:t xml:space="preserve">Замените нагрузку: </w:t>
+      </w:r>
+      <w:r>
+        <w:rPr>
+          <w:rFonts w:ascii="Consolas" w:hAnsi="Consolas"/>
+          <w:color w:val="C03030"/>
+          <w:sz w:val="20"/>
+        </w:rPr>
+        <w:t>R = 50 Ом</w:t>
+      </w:r>
+      <w:r>
+        <w:t xml:space="preserve">, </w:t>
+      </w:r>
+      <w:r>
+        <w:rPr>
+          <w:rFonts w:ascii="Consolas" w:hAnsi="Consolas"/>
+          <w:color w:val="C03030"/>
+          <w:sz w:val="20"/>
+        </w:rPr>
+        <w:t>L = 0.2 Гн</w:t>
+      </w:r>
+      <w:r>
+        <w:t>. Повторите измерения. Отметьте, что ток непрерывен, а характеристика чище.</w:t>
+      </w:r>
+    </w:p>
+    <w:p>
+      <w:pPr>
+        <w:pStyle w:val="Heading3"/>
+      </w:pPr>
+      <w:r>
+        <w:t>B3. Инверторный режим</w:t>
+      </w:r>
+    </w:p>
+    <w:p>
+      <w:r>
+        <w:t>Для RL добавьте источник ЭДС в нагрузку (DC source) и задайте α = 120°. Покажите, что мощность течёт обратно в сеть (U_ср &lt; 0).</w:t>
+      </w:r>
+    </w:p>
+    <w:p>
+      <w:pPr>
+        <w:pStyle w:val="Heading3"/>
+      </w:pPr>
+      <w:r>
+        <w:t>B4. График</w:t>
+      </w:r>
+    </w:p>
+    <w:p>
       <w:r>
         <w:t xml:space="preserve">Постройте </w:t>
       </w:r>
@@ -115,15 +474,12 @@
         <w:t>U_ср(α)</w:t>
       </w:r>
       <w:r>
-        <w:t xml:space="preserve"> для обоих случаев на одном графике.</w:t>
+        <w:t xml:space="preserve"> для R и RL на одном графике (по снятым точкам в MATLAB).</w:t>
       </w:r>
     </w:p>
     <w:p>
-      <w:pPr>
-        <w:pStyle w:val="ListNumber"/>
-      </w:pPr>
       <w:r>
-        <w:t>(Доп.) Для RL-нагрузки с источником ЭДС покажите инверторный режим при α &gt; 90°.</w:t>
+        <w:t>────────────────────────────────────────</w:t>
       </w:r>
     </w:p>
     <w:p>
@@ -131,37 +487,37 @@
         <w:pStyle w:val="Heading2"/>
       </w:pPr>
       <w:r>
-        <w:t>Расчётная часть</w:t>
+        <w:t>Таблица результатов</w:t>
       </w:r>
     </w:p>
     <w:p>
       <w:r>
-        <w:t>| α | U_ср (R, расчёт) | U_ср (R, сим.) | U_ср (RL, расчёт) | U_ср (RL, сим.) |</w:t>
+        <w:t>| α | U_ср R расчёт | U_ср R сим. | U_ср RL расчёт | U_ср RL сим. |</w:t>
       </w:r>
     </w:p>
     <w:p>
       <w:r>
-        <w:t>|---|------------------|----------------|-------------------|------------------|</w:t>
+        <w:t>|----|---------------|-------------|-----------------|---------------|</w:t>
       </w:r>
     </w:p>
     <w:p>
       <w:r>
-        <w:t>| 30°| | | | |</w:t>
+        <w:t>| 30° | 145 | | 171 | |</w:t>
       </w:r>
     </w:p>
     <w:p>
       <w:r>
-        <w:t>| 60°| | | | |</w:t>
+        <w:t>| 60° | 99 | | 99 | |</w:t>
       </w:r>
     </w:p>
     <w:p>
       <w:r>
-        <w:t>| 90°| | | | |</w:t>
+        <w:t>| 90° | 49.5 | | 0 | |</w:t>
       </w:r>
     </w:p>
     <w:p>
       <w:r>
-        <w:t>| 120°| — | | (инверторный) | |</w:t>
+        <w:t>| 120°| 24.7 | | −99 | |</w:t>
       </w:r>
     </w:p>
     <w:p>
@@ -177,7 +533,7 @@
         <w:pStyle w:val="ListNumber"/>
       </w:pPr>
       <w:r>
-        <w:t>Почему при RL-нагрузке ток непрерывен, а характеристика «чище»?</w:t>
+        <w:t>Почему при RL-нагрузке характеристика «чище» и идёт по cos α?</w:t>
       </w:r>
     </w:p>
     <w:p>
@@ -185,7 +541,7 @@
         <w:pStyle w:val="ListNumber"/>
       </w:pPr>
       <w:r>
-        <w:t>Что ограничивает максимальный угол α в инверторном режиме?</w:t>
+        <w:t>Что ограничивает максимальный α в инверторном режиме (угол β)?</w:t>
       </w:r>
     </w:p>
     <w:p>
@@ -198,6 +554,14 @@
     </w:p>
     <w:p>
       <w:pPr>
+        <w:pStyle w:val="ListNumber"/>
+      </w:pPr>
+      <w:r>
+        <w:t>Почему растёт потребление реактивной мощности с ростом α?</w:t>
+      </w:r>
+    </w:p>
+    <w:p>
+      <w:pPr>
         <w:pStyle w:val="Heading2"/>
       </w:pPr>
       <w:r>
@@ -206,7 +570,7 @@
     </w:p>
     <w:p>
       <w:r>
-        <w:t>Цель → схема и СИФУ → осциллограммы → график U_ср(α) → выводы (R vs RL, инверторный режим).</w:t>
+        <w:t>Цель → расчёт → схема и СИФУ → осциллограммы → график U_ср(α) для R и RL → инверторный режим → выводы.</w:t>
       </w:r>
     </w:p>
     <w:sectPr>
